--- a/deliverables/VYTAL_House_Full_Manifest_Dossier.docx
+++ b/deliverables/VYTAL_House_Full_Manifest_Dossier.docx
@@ -42,7 +42,7 @@
           <w:color w:val="5C626E"/>
           <w:sz w:val="19"/>
         </w:rPr>
-        <w:t>Full Manifest Dossier | Local Draft Package | June 19, 2026</w:t>
+        <w:t>Full Manifest Dossier | Local Draft Package | June 21, 2026</w:t>
       </w:r>
     </w:p>
     <w:p>
@@ -100,6 +100,21 @@
           <w:color w:val="22262E"/>
           <w:sz w:val="21"/>
         </w:rPr>
+        <w:t>Target flagship location is 6000 Merriweather Drive, Columbia, MD 21044, pending lease, zoning, utilities, permits, and professional review.</w:t>
+      </w:r>
+    </w:p>
+    <w:p>
+      <w:pPr>
+        <w:pStyle w:val="ListBullet"/>
+        <w:spacing w:after="80"/>
+      </w:pPr>
+      <w:r>
+        <w:rPr>
+          <w:rFonts w:ascii="Aptos" w:hAnsi="Aptos"/>
+          <w:b w:val="0"/>
+          <w:color w:val="22262E"/>
+          <w:sz w:val="21"/>
+        </w:rPr>
         <w:t>The software MVP uses Next.js, React, Firebase-ready rules, seeded records, and safe prototype forms.</w:t>
       </w:r>
     </w:p>
@@ -115,7 +130,37 @@
           <w:color w:val="22262E"/>
           <w:sz w:val="21"/>
         </w:rPr>
+        <w:t>The command portal adds local role login for owner, admin, clinical, operations, marketing, vendor, and member review.</w:t>
+      </w:r>
+    </w:p>
+    <w:p>
+      <w:pPr>
+        <w:pStyle w:val="ListBullet"/>
+        <w:spacing w:after="80"/>
+      </w:pPr>
+      <w:r>
+        <w:rPr>
+          <w:rFonts w:ascii="Aptos" w:hAnsi="Aptos"/>
+          <w:b w:val="0"/>
+          <w:color w:val="22262E"/>
+          <w:sz w:val="21"/>
+        </w:rPr>
         <w:t>The operating package includes Notion importables, Figma tokens, vendor outreach, social calendar, source manifest, and delivery manifest.</w:t>
+      </w:r>
+    </w:p>
+    <w:p>
+      <w:pPr>
+        <w:pStyle w:val="ListBullet"/>
+        <w:spacing w:after="80"/>
+      </w:pPr>
+      <w:r>
+        <w:rPr>
+          <w:rFonts w:ascii="Aptos" w:hAnsi="Aptos"/>
+          <w:b w:val="0"/>
+          <w:color w:val="22262E"/>
+          <w:sz w:val="21"/>
+        </w:rPr>
+        <w:t>Firebase and Google Cloud readiness are manifested as draft configuration and document-vault plans only; no live resources are created.</w:t>
       </w:r>
     </w:p>
     <w:p>
@@ -638,6 +683,65 @@
                 <w:sz w:val="18"/>
               </w:rPr>
               <w:t>Gate</w:t>
+            </w:r>
+          </w:p>
+        </w:tc>
+      </w:tr>
+      <w:tr>
+        <w:tc>
+          <w:tcPr>
+            <w:tcW w:type="dxa" w:w="3312"/>
+          </w:tcPr>
+          <w:p>
+            <w:pPr>
+              <w:spacing w:after="0"/>
+            </w:pPr>
+            <w:r>
+              <w:rPr>
+                <w:rFonts w:ascii="Aptos" w:hAnsi="Aptos"/>
+                <w:b w:val="0"/>
+                <w:color w:val="22262E"/>
+                <w:sz w:val="18"/>
+              </w:rPr>
+              <w:t>Target Location</w:t>
+            </w:r>
+          </w:p>
+        </w:tc>
+        <w:tc>
+          <w:tcPr>
+            <w:tcW w:type="dxa" w:w="3312"/>
+          </w:tcPr>
+          <w:p>
+            <w:pPr>
+              <w:spacing w:after="0"/>
+            </w:pPr>
+            <w:r>
+              <w:rPr>
+                <w:rFonts w:ascii="Aptos" w:hAnsi="Aptos"/>
+                <w:b w:val="0"/>
+                <w:color w:val="22262E"/>
+                <w:sz w:val="18"/>
+              </w:rPr>
+              <w:t>6000 Merriweather Drive, Columbia, MD 21044</w:t>
+            </w:r>
+          </w:p>
+        </w:tc>
+        <w:tc>
+          <w:tcPr>
+            <w:tcW w:type="dxa" w:w="3312"/>
+          </w:tcPr>
+          <w:p>
+            <w:pPr>
+              <w:spacing w:after="0"/>
+            </w:pPr>
+            <w:r>
+              <w:rPr>
+                <w:rFonts w:ascii="Aptos" w:hAnsi="Aptos"/>
+                <w:b w:val="0"/>
+                <w:color w:val="22262E"/>
+                <w:sz w:val="18"/>
+              </w:rPr>
+              <w:t>Lease and zoning review</w:t>
             </w:r>
           </w:p>
         </w:tc>
@@ -1569,6 +1673,21 @@
           <w:color w:val="22262E"/>
           <w:sz w:val="21"/>
         </w:rPr>
+        <w:t>Project-ready goals, Firebase readiness, Google Cloud file vault planning, and Desktop/Downloads import evidence are tracked in docs/21 through docs/23.</w:t>
+      </w:r>
+    </w:p>
+    <w:p>
+      <w:pPr>
+        <w:pStyle w:val="ListBullet"/>
+        <w:spacing w:after="80"/>
+      </w:pPr>
+      <w:r>
+        <w:rPr>
+          <w:rFonts w:ascii="Aptos" w:hAnsi="Aptos"/>
+          <w:b w:val="0"/>
+          <w:color w:val="22262E"/>
+          <w:sz w:val="21"/>
+        </w:rPr>
         <w:t>Maryland entity formation details require SDAT/Business Express review before filing.</w:t>
       </w:r>
     </w:p>
